--- a/Selenium_WebDriver/reports/Overall_Test_Report.docx
+++ b/Selenium_WebDriver/reports/Overall_Test_Report.docx
@@ -28,7 +28,7 @@
           <w:color w:val="000000"/>
           <w:sz w:val="26"/>
         </w:rPr>
-        <w:t>Thời gian tạo báo cáo: 07/09/2026 19:12:20</w:t>
+        <w:t>Thời gian tạo báo cáo: 14/09/2026 19:39:37</w:t>
       </w:r>
     </w:p>
     <w:p/>
@@ -114,7 +114,7 @@
                 <w:color w:val="000000"/>
                 <w:sz w:val="26"/>
               </w:rPr>
-              <w:t>125</w:t>
+              <w:t>126</w:t>
             </w:r>
           </w:p>
         </w:tc>
@@ -146,7 +146,7 @@
                 <w:color w:val="000000"/>
                 <w:sz w:val="26"/>
               </w:rPr>
-              <w:t>120</w:t>
+              <w:t>121</w:t>
             </w:r>
           </w:p>
         </w:tc>
@@ -1591,22 +1591,22 @@
                 <w:color w:val="000000"/>
                 <w:sz w:val="26"/>
               </w:rPr>
+              <w:t>10</w:t>
+            </w:r>
+          </w:p>
+        </w:tc>
+        <w:tc>
+          <w:tcPr>
+            <w:tcW w:type="dxa" w:w="1440"/>
+          </w:tcPr>
+          <w:p>
+            <w:r>
+              <w:rPr>
+                <w:rFonts w:ascii="Times New Roman" w:hAnsi="Times New Roman" w:eastAsia="Times New Roman"/>
+                <w:color w:val="000000"/>
+                <w:sz w:val="26"/>
+              </w:rPr>
               <w:t>9</w:t>
-            </w:r>
-          </w:p>
-        </w:tc>
-        <w:tc>
-          <w:tcPr>
-            <w:tcW w:type="dxa" w:w="1440"/>
-          </w:tcPr>
-          <w:p>
-            <w:r>
-              <w:rPr>
-                <w:rFonts w:ascii="Times New Roman" w:hAnsi="Times New Roman" w:eastAsia="Times New Roman"/>
-                <w:color w:val="000000"/>
-                <w:sz w:val="26"/>
-              </w:rPr>
-              <w:t>8</w:t>
             </w:r>
           </w:p>
         </w:tc>
@@ -10237,7 +10237,7 @@
           <w:color w:val="000000"/>
           <w:sz w:val="26"/>
         </w:rPr>
-        <w:t>Tổng Test Case: 9 | Passed: 8 | Failed: 0 | XFailed: 1 | Skipped: 0</w:t>
+        <w:t>Tổng Test Case: 10 | Passed: 9 | Failed: 0 | XFailed: 1 | Skipped: 0</w:t>
       </w:r>
     </w:p>
     <w:tbl>
@@ -10874,6 +10874,69 @@
                 <w:sz w:val="26"/>
               </w:rPr>
               <w:t>KNOWN BUG - TC-BOOKING-009 | STEP 5 | Guest chưa đăng nhập vẫn truy cập được trang Đặt lịch. Actual URL: http://localhost:3000/booking?doctorId=1</w:t>
+            </w:r>
+          </w:p>
+        </w:tc>
+      </w:tr>
+      <w:tr>
+        <w:tc>
+          <w:tcPr>
+            <w:tcW w:type="dxa" w:w="2160"/>
+          </w:tcPr>
+          <w:p>
+            <w:r>
+              <w:rPr>
+                <w:rFonts w:ascii="Times New Roman" w:hAnsi="Times New Roman" w:eastAsia="Times New Roman"/>
+                <w:color w:val="000000"/>
+                <w:sz w:val="26"/>
+              </w:rPr>
+              <w:t>TC-BOOKING-010</w:t>
+            </w:r>
+          </w:p>
+        </w:tc>
+        <w:tc>
+          <w:tcPr>
+            <w:tcW w:type="dxa" w:w="2160"/>
+          </w:tcPr>
+          <w:p>
+            <w:r>
+              <w:rPr>
+                <w:rFonts w:ascii="Times New Roman" w:hAnsi="Times New Roman" w:eastAsia="Times New Roman"/>
+                <w:color w:val="000000"/>
+                <w:sz w:val="26"/>
+              </w:rPr>
+              <w:t>Kiểm tra lại luồng đặt lịch thành công với ngày và giờ hợp lệ</w:t>
+              <w:br/>
+              <w:t>để xác minh test case mới được thực thi trên Local và GitHub Actions.</w:t>
+            </w:r>
+          </w:p>
+        </w:tc>
+        <w:tc>
+          <w:tcPr>
+            <w:tcW w:type="dxa" w:w="2160"/>
+          </w:tcPr>
+          <w:p>
+            <w:r>
+              <w:rPr>
+                <w:rFonts w:ascii="Times New Roman" w:hAnsi="Times New Roman" w:eastAsia="Times New Roman"/>
+                <w:color w:val="000000"/>
+                <w:sz w:val="26"/>
+              </w:rPr>
+              <w:t>PASSED</w:t>
+            </w:r>
+          </w:p>
+        </w:tc>
+        <w:tc>
+          <w:tcPr>
+            <w:tcW w:type="dxa" w:w="2160"/>
+          </w:tcPr>
+          <w:p>
+            <w:r>
+              <w:rPr>
+                <w:rFonts w:ascii="Times New Roman" w:hAnsi="Times New Roman" w:eastAsia="Times New Roman"/>
+                <w:color w:val="000000"/>
+                <w:sz w:val="26"/>
+              </w:rPr>
             </w:r>
           </w:p>
         </w:tc>
